--- a/data/outputs/v2/Grade11/Biology/Lesson_Plans/SS3.1_Reproduction_in_Animals/Biology_Reproduction_in_Animals_FinalExplanation.docx
+++ b/data/outputs/v2/Grade11/Biology/Lesson_Plans/SS3.1_Reproduction_in_Animals/Biology_Reproduction_in_Animals_FinalExplanation.docx
@@ -2024,7 +2024,7 @@
         </w:rPr>
         <w:t xml:space="preserve">© 2026 SeaVuria and ARES. This work is licensed under a </w:t>
       </w:r>
-      <w:hyperlink w:history="1" r:id="rIdcwxgk5-ixi6zldd7vq-dj">
+      <w:hyperlink w:history="1" r:id="rIdorw5i5gacrzrowejw75kx">
         <w:r>
           <w:rPr>
             <w:rFonts w:ascii="Arial" w:cs="Arial" w:eastAsia="Arial" w:hAnsi="Arial"/>
@@ -2044,7 +2044,7 @@
         </w:rPr>
         <w:t xml:space="preserve"> (</w:t>
       </w:r>
-      <w:hyperlink w:history="1" r:id="rIdj7reb0-3vjzsncqwtrycw">
+      <w:hyperlink w:history="1" r:id="rIdcdu2swjw2lh0hzqhk0sfc">
         <w:r>
           <w:rPr>
             <w:rFonts w:ascii="Arial" w:cs="Arial" w:eastAsia="Arial" w:hAnsi="Arial"/>
@@ -2064,7 +2064,7 @@
         </w:rPr>
         <w:t xml:space="preserve">). To view a copy of this license, visit </w:t>
       </w:r>
-      <w:hyperlink w:history="1" r:id="rIddb1hfch9kl9ywalvw6cz9">
+      <w:hyperlink w:history="1" r:id="rIdmsgdwyrdz04hg0pik01bc">
         <w:r>
           <w:rPr>
             <w:rFonts w:ascii="Arial" w:cs="Arial" w:eastAsia="Arial" w:hAnsi="Arial"/>

--- a/data/outputs/v2/Grade11/Biology/Lesson_Plans/SS3.1_Reproduction_in_Animals/Biology_Reproduction_in_Animals_FinalExplanation.docx
+++ b/data/outputs/v2/Grade11/Biology/Lesson_Plans/SS3.1_Reproduction_in_Animals/Biology_Reproduction_in_Animals_FinalExplanation.docx
@@ -95,7 +95,7 @@
                 <w:sz w:val="22"/>
                 <w:szCs w:val="22"/>
               </w:rPr>
-              <w:t xml:space="preserve">FINAL EXPLANATION: BIOLOGY GRADE 11 – SUB-STRAND 3.1 REPRODUCTION IN ANIMALS: FINAL EXPLANATION</w:t>
+              <w:t xml:space="preserve">FINAL EXPLANATION: BIOLOGY GRADE 11: REPRODUCTION IN ANIMALS (SUB-STRAND 3.1) – FINAL EXPLANATION</w:t>
             </w:r>
           </w:p>
         </w:tc>
@@ -422,7 +422,7 @@
                 <w:sz w:val="18"/>
                 <w:szCs w:val="18"/>
               </w:rPr>
-              <w:t xml:space="preserve">Driving Question: How do different animals ensure successful fertilisation and development of offspring, and how can science assist when human reproduction fails? Use this document as a MODEL for your own Final Explanation. Your final product is a comparative portfolio/poster showing animal fertilisation strategies, the human hormonal pathways, and a reasoned position paper on reproductive biotechnology. Write in your own words. Begin by linking your answer to our anchoring phenomenon: frogs near Kisumu and Lake Victoria wetlands, hens on farms, cows giving birth to calves, and Kenyan families using IVF or surrogacy. Use the correct scientific terms, draw labelled diagrams, and back every claim with evidence from the lessons. Read each section prompt, then compare your work with the exemplar. Do not copy the exemplar; use it to see what a strong answer looks like.</w:t>
+              <w:t xml:space="preserve">Driving question: How do different animals ensure successful fertilisation and development of offspring, and how can science assist when human reproduction fails? Use what you observed and learned in Lessons 1 to 7 to write your Final Explanation. Answer each prompt in the space below it, using full sentences and the correct scientific words. Refer to the frogs near Kisumu and the Lake Victoria wetlands, the hen, the cow and the IVF stories you met in Lesson 1. Give evidence from your class work, such as the dissection or annotated photographs, the sperm and ovum slides or charts, the hormone graphs, the animations, the case studies and the debate. Your answers will also form part of your portfolio or poster and your position paper on reproductive biotechnology.</w:t>
             </w:r>
           </w:p>
         </w:tc>
@@ -450,14 +450,12 @@
         <w:tblLayout w:type="fixed"/>
       </w:tblPr>
       <w:tblGrid>
-        <w:gridCol w:w="3000"/>
-        <w:gridCol w:w="10680"/>
+        <w:gridCol w:w="13680"/>
       </w:tblGrid>
       <w:tr>
         <w:tc>
           <w:tcPr>
             <w:tcW w:type="dxa" w:w="13680"/>
-            <w:gridSpan w:val="2"/>
             <w:shd w:fill="1F3864" w:color="auto" w:val="clear"/>
             <w:tcMar>
               <w:top w:type="dxa" w:w="60"/>
@@ -483,15 +481,15 @@
                 <w:sz w:val="22"/>
                 <w:szCs w:val="22"/>
               </w:rPr>
-              <w:t xml:space="preserve">1. Strategies of Fertilisation: Why Frogs, Hens and Cows Differ</w:t>
-            </w:r>
-          </w:p>
-        </w:tc>
-      </w:tr>
-      <w:tr>
-        <w:tc>
-          <w:tcPr>
-            <w:tcW w:type="dxa" w:w="3000"/>
+              <w:t xml:space="preserve">Part 1: Frogs, Hens and Cows – Many Ways to One Goal</w:t>
+            </w:r>
+          </w:p>
+        </w:tc>
+      </w:tr>
+      <w:tr>
+        <w:tc>
+          <w:tcPr>
+            <w:tcW w:type="dxa" w:w="13680"/>
             <w:shd w:fill="D9EEF1" w:color="auto" w:val="clear"/>
             <w:tcMar>
               <w:top w:type="dxa" w:w="60"/>
@@ -517,13 +515,18 @@
                 <w:sz w:val="18"/>
                 <w:szCs w:val="18"/>
               </w:rPr>
-              <w:t xml:space="preserve">Compare external and internal fertilisation using the frog, hen and cow from our phenomenon. Explain why frogs release thousands of eggs while cows produce one calf. Link each strategy to the animal's environment and to how many offspring survive.</w:t>
-            </w:r>
-          </w:p>
-        </w:tc>
-        <w:tc>
-          <w:tcPr>
-            <w:tcW w:type="dxa" w:w="10680"/>
+              <w:t xml:space="preserve">Frogs near Kisumu release thousands of jelly-covered eggs into water. A hen lays hard-shelled eggs on land. A cow gives birth to one live calf. (a) Explain where fertilisation takes place in the frog, the hen and the cow, and name the type of fertilisation in each. (b) Use the terms oviparous and viviparous to describe how the young of the frog, hen and cow develop. Then explain what ovoviviparous means, using an example from your classification charts. (c) Explain why the frog needs thousands of eggs but the cow produces one calf. Think about the site of fertilisation, losses of eggs and young, and parental care.</w:t>
+            </w:r>
+          </w:p>
+        </w:tc>
+      </w:tr>
+      <w:tr>
+        <w:trPr>
+          <w:trHeight w:val="4200" w:hRule="atLeast"/>
+        </w:trPr>
+        <w:tc>
+          <w:tcPr>
+            <w:tcW w:type="dxa" w:w="13680"/>
             <w:shd w:fill="FFFFFF" w:color="auto" w:val="clear"/>
             <w:tcMar>
               <w:top w:type="dxa" w:w="60"/>
@@ -543,13 +546,13 @@
                 <w:rFonts w:ascii="Arial" w:cs="Arial" w:eastAsia="Arial" w:hAnsi="Arial"/>
                 <w:b w:val="false"/>
                 <w:bCs w:val="false"/>
-                <w:i w:val="false"/>
-                <w:iCs w:val="false"/>
-                <w:color w:val="000000"/>
-                <w:sz w:val="18"/>
-                <w:szCs w:val="18"/>
-              </w:rPr>
-              <w:t xml:space="preserve">Animals reproduce by external or internal fertilisation, depending on their adaptations and environment. A frog in a pond near Kisumu releases eggs and sperm into water, where they meet outside the body. This is external fertilisation. Water stops the gametes from drying out, and it carries the sperm to the eggs. But the jelly-covered eggs have no shell, no parental care and many predators such as fish and birds, so most do not survive. Producing thousands of eggs makes sure that a few tadpoles grow into adult frogs. A hen and a cow live on land, where gametes would dry out, so they use internal fertilisation: sperm are placed inside the female's body, where fertilisation happens in moist, protected conditions. Because the embryo is protected, more survive, so fewer offspring are needed. A hen is oviparous: she lays a hard-shelled egg, and the yolk feeds the embryo outside her body. A cow is viviparous: the calf develops inside the uterus for months, fed through the placenta, and is born alive. Some animals, such as certain snakes and sharks, are ovoviviparous: the eggs hatch inside the mother's body. In short, the less protection the young get, the more gametes are produced; the more protection and parental care, the fewer offspring are needed.</w:t>
+                <w:i/>
+                <w:iCs/>
+                <w:color w:val="808080"/>
+                <w:sz w:val="18"/>
+                <w:szCs w:val="18"/>
+              </w:rPr>
+              <w:t xml:space="preserve">Write your answer here:</w:t>
             </w:r>
           </w:p>
         </w:tc>
@@ -577,14 +580,12 @@
         <w:tblLayout w:type="fixed"/>
       </w:tblPr>
       <w:tblGrid>
-        <w:gridCol w:w="3000"/>
-        <w:gridCol w:w="10680"/>
+        <w:gridCol w:w="13680"/>
       </w:tblGrid>
       <w:tr>
         <w:tc>
           <w:tcPr>
             <w:tcW w:type="dxa" w:w="13680"/>
-            <w:gridSpan w:val="2"/>
             <w:shd w:fill="1F3864" w:color="auto" w:val="clear"/>
             <w:tcMar>
               <w:top w:type="dxa" w:w="60"/>
@@ -610,15 +611,15 @@
                 <w:sz w:val="22"/>
                 <w:szCs w:val="22"/>
               </w:rPr>
-              <w:t xml:space="preserve">2. Human Reproductive Anatomy and Gametes</w:t>
-            </w:r>
-          </w:p>
-        </w:tc>
-      </w:tr>
-      <w:tr>
-        <w:tc>
-          <w:tcPr>
-            <w:tcW w:type="dxa" w:w="3000"/>
+              <w:t xml:space="preserve">Part 2: Built for Reproduction – Structure and Function</w:t>
+            </w:r>
+          </w:p>
+        </w:tc>
+      </w:tr>
+      <w:tr>
+        <w:tc>
+          <w:tcPr>
+            <w:tcW w:type="dxa" w:w="13680"/>
             <w:shd w:fill="D9EEF1" w:color="auto" w:val="clear"/>
             <w:tcMar>
               <w:top w:type="dxa" w:w="60"/>
@@ -644,13 +645,18 @@
                 <w:sz w:val="18"/>
                 <w:szCs w:val="18"/>
               </w:rPr>
-              <w:t xml:space="preserve">Describe how the structure of human male and female reproductive systems and their gametes is suited to fertilisation. Include a labelled diagram and state where fertilisation happens.</w:t>
-            </w:r>
-          </w:p>
-        </w:tc>
-        <w:tc>
-          <w:tcPr>
-            <w:tcW w:type="dxa" w:w="10680"/>
+              <w:t xml:space="preserve">(a) From your dissection of a small mammal (or the annotated photographs, models and charts), name the parts of the male system that a sperm passes through, and the main parts of the female system. (b) State what the testes and ovaries do, where fertilisation occurs, and the role of the uterus. (c) Describe the structure of a sperm cell and of an ovum, and explain how each structure helps the cell to do its job (movement, protection or fusion).</w:t>
+            </w:r>
+          </w:p>
+        </w:tc>
+      </w:tr>
+      <w:tr>
+        <w:trPr>
+          <w:trHeight w:val="4200" w:hRule="atLeast"/>
+        </w:trPr>
+        <w:tc>
+          <w:tcPr>
+            <w:tcW w:type="dxa" w:w="13680"/>
             <w:shd w:fill="FFFFFF" w:color="auto" w:val="clear"/>
             <w:tcMar>
               <w:top w:type="dxa" w:w="60"/>
@@ -670,13 +676,13 @@
                 <w:rFonts w:ascii="Arial" w:cs="Arial" w:eastAsia="Arial" w:hAnsi="Arial"/>
                 <w:b w:val="false"/>
                 <w:bCs w:val="false"/>
-                <w:i w:val="false"/>
-                <w:iCs w:val="false"/>
-                <w:color w:val="000000"/>
-                <w:sz w:val="18"/>
-                <w:szCs w:val="18"/>
-              </w:rPr>
-              <w:t xml:space="preserve">Humans use internal fertilisation, like the cow. The male system makes sperm in the testes and delivers them through the sperm duct and urethra. A sperm is small and has a flagellum (tail) for swimming, many mitochondria in the middle piece to supply energy, and an acrosome at the head with enzymes to break into the egg. The female system has ovaries that release an ovum, fallopian tubes that carry it, a uterus where a baby develops, and a vagina that receives the sperm. The ovum is large because it stores nutrients (cytoplasm) to feed the early embryo, and it is surrounded by a protective layer. Unlike the frog's thousands of eggs, a woman usually releases one ovum a month, because the baby develops safely inside the body. Fertilisation happens in the fallopian tube, and the fertilised egg then moves to the uterus. My diagram labels the testis, sperm duct, urethra, ovary, fallopian tube, uterus, cervix and vagina, and I show how a sperm's structure matches its job.</w:t>
+                <w:i/>
+                <w:iCs/>
+                <w:color w:val="808080"/>
+                <w:sz w:val="18"/>
+                <w:szCs w:val="18"/>
+              </w:rPr>
+              <w:t xml:space="preserve">Write your answer here:</w:t>
             </w:r>
           </w:p>
         </w:tc>
@@ -704,14 +710,12 @@
         <w:tblLayout w:type="fixed"/>
       </w:tblPr>
       <w:tblGrid>
-        <w:gridCol w:w="3000"/>
-        <w:gridCol w:w="10680"/>
+        <w:gridCol w:w="13680"/>
       </w:tblGrid>
       <w:tr>
         <w:tc>
           <w:tcPr>
             <w:tcW w:type="dxa" w:w="13680"/>
-            <w:gridSpan w:val="2"/>
             <w:shd w:fill="1F3864" w:color="auto" w:val="clear"/>
             <w:tcMar>
               <w:top w:type="dxa" w:w="60"/>
@@ -737,15 +741,15 @@
                 <w:sz w:val="22"/>
                 <w:szCs w:val="22"/>
               </w:rPr>
-              <w:t xml:space="preserve">3. Hormonal Control: From Gamete Maturation to Birth</w:t>
-            </w:r>
-          </w:p>
-        </w:tc>
-      </w:tr>
-      <w:tr>
-        <w:tc>
-          <w:tcPr>
-            <w:tcW w:type="dxa" w:w="3000"/>
+              <w:t xml:space="preserve">Part 3: Hormonal Conductors – Cycle, Pregnancy and Birth</w:t>
+            </w:r>
+          </w:p>
+        </w:tc>
+      </w:tr>
+      <w:tr>
+        <w:tc>
+          <w:tcPr>
+            <w:tcW w:type="dxa" w:w="13680"/>
             <w:shd w:fill="D9EEF1" w:color="auto" w:val="clear"/>
             <w:tcMar>
               <w:top w:type="dxa" w:w="60"/>
@@ -771,13 +775,18 @@
                 <w:sz w:val="18"/>
                 <w:szCs w:val="18"/>
               </w:rPr>
-              <w:t xml:space="preserve">Explain how hormones control the menstrual cycle, pregnancy and birth. Name FSH, LH, oestrogen, progesterone, hCG, oxytocin and prolactin, and state what each does. Draw a flow chart showing the hormonal pathway.</w:t>
-            </w:r>
-          </w:p>
-        </w:tc>
-        <w:tc>
-          <w:tcPr>
-            <w:tcW w:type="dxa" w:w="10680"/>
+              <w:t xml:space="preserve">(a) Describe how FSH, LH, oestrogen and progesterone change during a 28-day menstrual cycle and what each does. Include what happens near Day 14. (b) Explain how feedback between the pituitary gland and the ovaries helps control the timing of egg release, and compare this with the frog's release of eggs. (c) Explain how hormones and the placenta support the baby if fertilisation occurs, from implantation to birth and lactation. Include hCG, progesterone, oxytocin and prolactin. (d) Suggest what could happen if a hormone is undersecreted or oversecreted.</w:t>
+            </w:r>
+          </w:p>
+        </w:tc>
+      </w:tr>
+      <w:tr>
+        <w:trPr>
+          <w:trHeight w:val="4200" w:hRule="atLeast"/>
+        </w:trPr>
+        <w:tc>
+          <w:tcPr>
+            <w:tcW w:type="dxa" w:w="13680"/>
             <w:shd w:fill="FFFFFF" w:color="auto" w:val="clear"/>
             <w:tcMar>
               <w:top w:type="dxa" w:w="60"/>
@@ -797,13 +806,13 @@
                 <w:rFonts w:ascii="Arial" w:cs="Arial" w:eastAsia="Arial" w:hAnsi="Arial"/>
                 <w:b w:val="false"/>
                 <w:bCs w:val="false"/>
-                <w:i w:val="false"/>
-                <w:iCs w:val="false"/>
-                <w:color w:val="000000"/>
-                <w:sz w:val="18"/>
-                <w:szCs w:val="18"/>
-              </w:rPr>
-              <w:t xml:space="preserve">Hormones work in feedback loops to coordinate human reproduction. At the start of the menstrual cycle, FSH from the pituitary gland makes a follicle in the ovary mature an ovum. The follicle makes oestrogen, which rebuilds the uterine lining and signals the pituitary to release a surge of LH. LH causes ovulation, which is the release of the ovum. The empty follicle becomes the corpus luteum, which makes progesterone to thicken and maintain the uterine lining. If there is no fertilisation, the corpus luteum breaks down, hormone levels fall and the lining is shed as menstruation. If fertilisation happens in the fallopian tube, the embryo implants in the uterus and releases hCG. hCG keeps the corpus luteum alive so progesterone stays high and the lining is not lost. Later the placenta develops. It feeds the foetus, removes wastes and also makes oestrogen and progesterone. At the end of pregnancy, oxytocin causes strong uterine contractions for childbirth, and prolactin triggers milk production. Oxytocin is also released when the baby suckles, which helps milk flow. My flow chart shows: FSH → follicle growth → oestrogen → LH surge → ovulation → progesterone → (hCG if pregnant) → placenta → oxytocin and prolactin.</w:t>
+                <w:i/>
+                <w:iCs/>
+                <w:color w:val="808080"/>
+                <w:sz w:val="18"/>
+                <w:szCs w:val="18"/>
+              </w:rPr>
+              <w:t xml:space="preserve">Write your answer here:</w:t>
             </w:r>
           </w:p>
         </w:tc>
@@ -831,14 +840,12 @@
         <w:tblLayout w:type="fixed"/>
       </w:tblPr>
       <w:tblGrid>
-        <w:gridCol w:w="3000"/>
-        <w:gridCol w:w="10680"/>
+        <w:gridCol w:w="13680"/>
       </w:tblGrid>
       <w:tr>
         <w:tc>
           <w:tcPr>
             <w:tcW w:type="dxa" w:w="13680"/>
-            <w:gridSpan w:val="2"/>
             <w:shd w:fill="1F3864" w:color="auto" w:val="clear"/>
             <w:tcMar>
               <w:top w:type="dxa" w:w="60"/>
@@ -864,15 +871,15 @@
                 <w:sz w:val="22"/>
                 <w:szCs w:val="22"/>
               </w:rPr>
-              <w:t xml:space="preserve">4. When Reproduction Fails: Reproductive Biotechnology</w:t>
-            </w:r>
-          </w:p>
-        </w:tc>
-      </w:tr>
-      <w:tr>
-        <w:tc>
-          <w:tcPr>
-            <w:tcW w:type="dxa" w:w="3000"/>
+              <w:t xml:space="preserve">Part 4: When Reproduction Fails – IVF, Surrogacy and Sperm Banking</w:t>
+            </w:r>
+          </w:p>
+        </w:tc>
+      </w:tr>
+      <w:tr>
+        <w:tc>
+          <w:tcPr>
+            <w:tcW w:type="dxa" w:w="13680"/>
             <w:shd w:fill="D9EEF1" w:color="auto" w:val="clear"/>
             <w:tcMar>
               <w:top w:type="dxa" w:w="60"/>
@@ -898,13 +905,18 @@
                 <w:sz w:val="18"/>
                 <w:szCs w:val="18"/>
               </w:rPr>
-              <w:t xml:space="preserve">Explain how IVF, surrogacy and sperm banking help when natural reproduction fails. Correct the misconception that IVF babies grow wholly in a test tube.</w:t>
-            </w:r>
-          </w:p>
-        </w:tc>
-        <w:tc>
-          <w:tcPr>
-            <w:tcW w:type="dxa" w:w="10680"/>
+              <w:t xml:space="preserve">(a) Many people think that IVF babies grow wholly in a test tube. Use what you learned to decide whether this is correct and explain what happens in IVF and where the baby develops. (b) For each of the couples in the case studies, say which technology (IVF, surrogacy or sperm banking) could help and why: blocked fallopian tubes (Nakuru), low sperm count (Kisumu), hormonal imbalance (Eldoret), sperm storage before cancer treatment (Nairobi), absent uterus (Mombasa). (c) Describe one ethical issue that must be considered.</w:t>
+            </w:r>
+          </w:p>
+        </w:tc>
+      </w:tr>
+      <w:tr>
+        <w:trPr>
+          <w:trHeight w:val="4200" w:hRule="atLeast"/>
+        </w:trPr>
+        <w:tc>
+          <w:tcPr>
+            <w:tcW w:type="dxa" w:w="13680"/>
             <w:shd w:fill="FFFFFF" w:color="auto" w:val="clear"/>
             <w:tcMar>
               <w:top w:type="dxa" w:w="60"/>
@@ -924,13 +936,13 @@
                 <w:rFonts w:ascii="Arial" w:cs="Arial" w:eastAsia="Arial" w:hAnsi="Arial"/>
                 <w:b w:val="false"/>
                 <w:bCs w:val="false"/>
-                <w:i w:val="false"/>
-                <w:iCs w:val="false"/>
-                <w:color w:val="000000"/>
-                <w:sz w:val="18"/>
-                <w:szCs w:val="18"/>
-              </w:rPr>
-              <w:t xml:space="preserve">Natural reproduction can fail when something blocks the process, such as blocked fallopian tubes, low sperm count, or hormonal problems that stop ovulation. Science can step in. In IVF (in-vitro fertilisation), hormones such as FSH stimulate the ovaries to mature several ova. The ova are collected and mixed with sperm in a laboratory dish, where fertilisation happens outside the body. The embryo is grown for a few days and then placed in the mother's uterus. Many people think IVF babies grow wholly in a test tube, but this is wrong. Only fertilisation and the first few days of cell division happen in the lab. The embryo must implant in a uterus and develop for about nine months, using the placenta and the same hormones, like hCG and progesterone, as in any pregnancy. In surrogacy, another woman carries the embryo when the mother cannot, for example if she has no functioning uterus. Sperm banking stores frozen sperm, for example for a man who will undergo cancer treatment that could damage his testes. These technologies are copies of natural steps, with scientists helping the parts that fail.</w:t>
+                <w:i/>
+                <w:iCs/>
+                <w:color w:val="808080"/>
+                <w:sz w:val="18"/>
+                <w:szCs w:val="18"/>
+              </w:rPr>
+              <w:t xml:space="preserve">Write your answer here:</w:t>
             </w:r>
           </w:p>
         </w:tc>
@@ -958,14 +970,12 @@
         <w:tblLayout w:type="fixed"/>
       </w:tblPr>
       <w:tblGrid>
-        <w:gridCol w:w="3000"/>
-        <w:gridCol w:w="10680"/>
+        <w:gridCol w:w="13680"/>
       </w:tblGrid>
       <w:tr>
         <w:tc>
           <w:tcPr>
             <w:tcW w:type="dxa" w:w="13680"/>
-            <w:gridSpan w:val="2"/>
             <w:shd w:fill="1F3864" w:color="auto" w:val="clear"/>
             <w:tcMar>
               <w:top w:type="dxa" w:w="60"/>
@@ -991,15 +1001,15 @@
                 <w:sz w:val="22"/>
                 <w:szCs w:val="22"/>
               </w:rPr>
-              <w:t xml:space="preserve">5. Position Paper: Should Kenya Support Reproductive Biotechnology?</w:t>
-            </w:r>
-          </w:p>
-        </w:tc>
-      </w:tr>
-      <w:tr>
-        <w:tc>
-          <w:tcPr>
-            <w:tcW w:type="dxa" w:w="3000"/>
+              <w:t xml:space="preserve">Part 5: Putting It All Together</w:t>
+            </w:r>
+          </w:p>
+        </w:tc>
+      </w:tr>
+      <w:tr>
+        <w:tc>
+          <w:tcPr>
+            <w:tcW w:type="dxa" w:w="13680"/>
             <w:shd w:fill="D9EEF1" w:color="auto" w:val="clear"/>
             <w:tcMar>
               <w:top w:type="dxa" w:w="60"/>
@@ -1025,13 +1035,18 @@
                 <w:sz w:val="18"/>
                 <w:szCs w:val="18"/>
               </w:rPr>
-              <w:t xml:space="preserve">Write a short reasoned position (about 150 words) on reproductive biotechnology. State your claim, give at least two scientific reasons, include one ethical, cost or cultural consideration, and end by answering the driving question.</w:t>
-            </w:r>
-          </w:p>
-        </w:tc>
-        <w:tc>
-          <w:tcPr>
-            <w:tcW w:type="dxa" w:w="10680"/>
+              <w:t xml:space="preserve">Write a final answer of about 8 to 10 sentences to the driving question: How do different animals ensure successful fertilisation and development of offspring, and how can science assist when human reproduction fails? Include (1) external and internal fertilisation, with the frog, hen and cow as examples, (2) the role of structure and hormones in humans, (3) the role of biotechnology, and (4) how your thinking has changed since Lesson 1.</w:t>
+            </w:r>
+          </w:p>
+        </w:tc>
+      </w:tr>
+      <w:tr>
+        <w:trPr>
+          <w:trHeight w:val="4200" w:hRule="atLeast"/>
+        </w:trPr>
+        <w:tc>
+          <w:tcPr>
+            <w:tcW w:type="dxa" w:w="13680"/>
             <w:shd w:fill="FFFFFF" w:color="auto" w:val="clear"/>
             <w:tcMar>
               <w:top w:type="dxa" w:w="60"/>
@@ -1051,13 +1066,13 @@
                 <w:rFonts w:ascii="Arial" w:cs="Arial" w:eastAsia="Arial" w:hAnsi="Arial"/>
                 <w:b w:val="false"/>
                 <w:bCs w:val="false"/>
-                <w:i w:val="false"/>
-                <w:iCs w:val="false"/>
-                <w:color w:val="000000"/>
-                <w:sz w:val="18"/>
-                <w:szCs w:val="18"/>
-              </w:rPr>
-              <w:t xml:space="preserve">I believe Kenya should support access to IVF, surrogacy and sperm banking, with clear laws and counselling. First, science shows these methods work by supporting natural biology: IVF uses the same gametes, hormones and uterus as natural pregnancy, so it helps couples who have blocked tubes or low sperm count. Second, sperm banking protects fertility for patients such as cancer patients. However, we must consider cost, since IVF is expensive and most families in places like Kisumu or Kericho may not afford it. There are also ethical questions about the rights of surrogate mothers and the future child, and cultural views about family and parenthood. Laws should protect everyone and clinics should give honest information about success rates. In conclusion, animals ensure successful reproduction through different strategies: frogs produce many eggs, while hens and cows protect fewer offspring through internal fertilisation. Humans use hormones and anatomy to protect development, and when this fails, science can assist by copying and supporting these natural steps.</w:t>
+                <w:i/>
+                <w:iCs/>
+                <w:color w:val="808080"/>
+                <w:sz w:val="18"/>
+                <w:szCs w:val="18"/>
+              </w:rPr>
+              <w:t xml:space="preserve">Write your answer here:</w:t>
             </w:r>
           </w:p>
         </w:tc>
@@ -1284,7 +1299,7 @@
                 <w:sz w:val="18"/>
                 <w:szCs w:val="18"/>
               </w:rPr>
-              <w:t xml:space="preserve">Comparison of animal fertilisation strategies</w:t>
+              <w:t xml:space="preserve">Comparing animal strategies</w:t>
             </w:r>
           </w:p>
         </w:tc>
@@ -1316,7 +1331,7 @@
                 <w:sz w:val="18"/>
                 <w:szCs w:val="18"/>
               </w:rPr>
-              <w:t xml:space="preserve">Accurately compares external and internal fertilisation and oviparous, viviparous and ovoviviparous development using frog, hen and cow, and clearly links gamete number to environment and offspring survival.</w:t>
+              <w:t xml:space="preserve">Accurately explains external and internal fertilisation and the oviparous, viviparous and ovoviviparous types with the frog, hen and cow, and links the number of offspring to the site of fertilisation, losses and parental care.</w:t>
             </w:r>
           </w:p>
         </w:tc>
@@ -1348,7 +1363,7 @@
                 <w:sz w:val="18"/>
                 <w:szCs w:val="18"/>
               </w:rPr>
-              <w:t xml:space="preserve">Correctly describes most strategies with examples, but the link between environment, protection and number of offspring is only partly explained.</w:t>
+              <w:t xml:space="preserve">Correctly describes the types of fertilisation and development with examples, but the link to the number of offspring is only partly explained.</w:t>
             </w:r>
           </w:p>
         </w:tc>
@@ -1380,7 +1395,7 @@
                 <w:sz w:val="18"/>
                 <w:szCs w:val="18"/>
               </w:rPr>
-              <w:t xml:space="preserve">Names some strategies but with errors or no examples, and does not explain why numbers of offspring differ.</w:t>
+              <w:t xml:space="preserve">Names some types or examples but with errors, or does not explain why frogs need thousands of eggs and a cow only one calf.</w:t>
             </w:r>
           </w:p>
         </w:tc>
@@ -1414,7 +1429,7 @@
                 <w:sz w:val="18"/>
                 <w:szCs w:val="18"/>
               </w:rPr>
-              <w:t xml:space="preserve">Human anatomy and hormonal pathway</w:t>
+              <w:t xml:space="preserve">Structure and function</w:t>
             </w:r>
           </w:p>
         </w:tc>
@@ -1446,7 +1461,7 @@
                 <w:sz w:val="18"/>
                 <w:szCs w:val="18"/>
               </w:rPr>
-              <w:t xml:space="preserve">Gives a correct, sequenced account of FSH, LH, oestrogen, progesterone, hCG, oxytocin and prolactin, with accurate labelled diagrams and a clear flow chart showing feedback.</w:t>
+              <w:t xml:space="preserve">Correctly names the reproductive parts and explains how the sperm, ovum, oviduct and uterus are adapted to their functions, using evidence from the dissection and slides.</w:t>
             </w:r>
           </w:p>
         </w:tc>
@@ -1478,7 +1493,7 @@
                 <w:sz w:val="18"/>
                 <w:szCs w:val="18"/>
               </w:rPr>
-              <w:t xml:space="preserve">Describes most hormones and structures correctly, with minor omissions in the sequence or labelling.</w:t>
+              <w:t xml:space="preserve">Names most parts and describes functions correctly, with limited explanation of how structure suits function.</w:t>
             </w:r>
           </w:p>
         </w:tc>
@@ -1510,7 +1525,7 @@
                 <w:sz w:val="18"/>
                 <w:szCs w:val="18"/>
               </w:rPr>
-              <w:t xml:space="preserve">Names a few hormones or structures but confuses their roles, or the diagram and flow chart are missing or inaccurate.</w:t>
+              <w:t xml:space="preserve">Names few parts or confuses their functions.</w:t>
             </w:r>
           </w:p>
         </w:tc>
@@ -1544,7 +1559,7 @@
                 <w:sz w:val="18"/>
                 <w:szCs w:val="18"/>
               </w:rPr>
-              <w:t xml:space="preserve">Explanation of reproductive biotechnology</w:t>
+              <w:t xml:space="preserve">Hormonal control</w:t>
             </w:r>
           </w:p>
         </w:tc>
@@ -1576,7 +1591,7 @@
                 <w:sz w:val="18"/>
                 <w:szCs w:val="18"/>
               </w:rPr>
-              <w:t xml:space="preserve">Explains how IVF, surrogacy and sperm banking work and what problems they solve, and corrects the test-tube misconception with evidence about implantation and pregnancy.</w:t>
+              <w:t xml:space="preserve">Clearly explains the roles and timing of FSH, LH, oestrogen and progesterone, feedback loops, and the roles of hCG, the placenta, oxytocin and prolactin, including the effects of imbalance.</w:t>
             </w:r>
           </w:p>
         </w:tc>
@@ -1608,7 +1623,7 @@
                 <w:sz w:val="18"/>
                 <w:szCs w:val="18"/>
               </w:rPr>
-              <w:t xml:space="preserve">Explains the technologies correctly but gives limited detail on the problems they solve or does not fully address the misconception.</w:t>
+              <w:t xml:space="preserve">Describes most hormones and their roles correctly but does not fully explain feedback or the pregnancy stages.</w:t>
             </w:r>
           </w:p>
         </w:tc>
@@ -1640,7 +1655,7 @@
                 <w:sz w:val="18"/>
                 <w:szCs w:val="18"/>
               </w:rPr>
-              <w:t xml:space="preserve">Gives a vague or incorrect description of the technologies and repeats the misconception.</w:t>
+              <w:t xml:space="preserve">Mentions hormones without correct roles or sequence.</w:t>
             </w:r>
           </w:p>
         </w:tc>
@@ -1674,7 +1689,7 @@
                 <w:sz w:val="18"/>
                 <w:szCs w:val="18"/>
               </w:rPr>
-              <w:t xml:space="preserve">Position paper reasoning and Kenyan context</w:t>
+              <w:t xml:space="preserve">Biotechnology and ethics</w:t>
             </w:r>
           </w:p>
         </w:tc>
@@ -1706,7 +1721,7 @@
                 <w:sz w:val="18"/>
                 <w:szCs w:val="18"/>
               </w:rPr>
-              <w:t xml:space="preserve">Presents a clear claim supported by at least two scientific reasons and one ethical, cost or cultural consideration, with relevant Kenyan examples, and answers the driving question.</w:t>
+              <w:t xml:space="preserve">Matches IVF, surrogacy and sperm banking to the specific causes of infertility, corrects the test-tube misconception and discusses ethical issues with reasoning.</w:t>
             </w:r>
           </w:p>
         </w:tc>
@@ -1738,7 +1753,7 @@
                 <w:sz w:val="18"/>
                 <w:szCs w:val="18"/>
               </w:rPr>
-              <w:t xml:space="preserve">States a claim with some scientific support and a brief consideration, with limited Kenyan context.</w:t>
+              <w:t xml:space="preserve">Explains the technologies correctly and mentions one ethical issue with little reasoning.</w:t>
             </w:r>
           </w:p>
         </w:tc>
@@ -1770,7 +1785,7 @@
                 <w:sz w:val="18"/>
                 <w:szCs w:val="18"/>
               </w:rPr>
-              <w:t xml:space="preserve">Gives an opinion with little or no scientific evidence and does not address the driving question.</w:t>
+              <w:t xml:space="preserve">Describes technologies inaccurately or keeps the test-tube misconception.</w:t>
             </w:r>
           </w:p>
         </w:tc>
@@ -1804,7 +1819,7 @@
                 <w:sz w:val="18"/>
                 <w:szCs w:val="18"/>
               </w:rPr>
-              <w:t xml:space="preserve">Communication and use of scientific language</w:t>
+              <w:t xml:space="preserve">Communication and use of evidence</w:t>
             </w:r>
           </w:p>
         </w:tc>
@@ -1836,7 +1851,7 @@
                 <w:sz w:val="18"/>
                 <w:szCs w:val="18"/>
               </w:rPr>
-              <w:t xml:space="preserve">Portfolio or poster is well organised, uses scientific vocabulary precisely, and connects all parts back to the anchoring phenomenon.</w:t>
+              <w:t xml:space="preserve">Writes a clear, well-organised answer using correct scientific terms and evidence from the lessons, and shows how thinking changed since Lesson 1.</w:t>
             </w:r>
           </w:p>
         </w:tc>
@@ -1868,7 +1883,7 @@
                 <w:sz w:val="18"/>
                 <w:szCs w:val="18"/>
               </w:rPr>
-              <w:t xml:space="preserve">Mostly organised and uses scientific terms correctly, with some links to the phenomenon.</w:t>
+              <w:t xml:space="preserve">Writes a mostly clear answer with some scientific terms and some evidence.</w:t>
             </w:r>
           </w:p>
         </w:tc>
@@ -1900,7 +1915,7 @@
                 <w:sz w:val="18"/>
                 <w:szCs w:val="18"/>
               </w:rPr>
-              <w:t xml:space="preserve">Disorganised, with few scientific terms and little connection to the phenomenon.</w:t>
+              <w:t xml:space="preserve">Writes a brief or unclear answer with few scientific terms and little evidence.</w:t>
             </w:r>
           </w:p>
         </w:tc>
@@ -2024,7 +2039,7 @@
         </w:rPr>
         <w:t xml:space="preserve">© 2026 SeaVuria and ARES. This work is licensed under a </w:t>
       </w:r>
-      <w:hyperlink w:history="1" r:id="rIdorw5i5gacrzrowejw75kx">
+      <w:hyperlink w:history="1" r:id="rIdv_r5e3zrvwmz783jht_2i">
         <w:r>
           <w:rPr>
             <w:rFonts w:ascii="Arial" w:cs="Arial" w:eastAsia="Arial" w:hAnsi="Arial"/>
@@ -2044,7 +2059,7 @@
         </w:rPr>
         <w:t xml:space="preserve"> (</w:t>
       </w:r>
-      <w:hyperlink w:history="1" r:id="rIdcdu2swjw2lh0hzqhk0sfc">
+      <w:hyperlink w:history="1" r:id="rIdmvee9hv2jqhuti5qrcuwx">
         <w:r>
           <w:rPr>
             <w:rFonts w:ascii="Arial" w:cs="Arial" w:eastAsia="Arial" w:hAnsi="Arial"/>
@@ -2064,7 +2079,7 @@
         </w:rPr>
         <w:t xml:space="preserve">). To view a copy of this license, visit </w:t>
       </w:r>
-      <w:hyperlink w:history="1" r:id="rIdmsgdwyrdz04hg0pik01bc">
+      <w:hyperlink w:history="1" r:id="rIdtydxhlhyy0g-ui3zlnjig">
         <w:r>
           <w:rPr>
             <w:rFonts w:ascii="Arial" w:cs="Arial" w:eastAsia="Arial" w:hAnsi="Arial"/>

--- a/data/outputs/v2/Grade11/Biology/Lesson_Plans/SS3.1_Reproduction_in_Animals/Biology_Reproduction_in_Animals_FinalExplanation.docx
+++ b/data/outputs/v2/Grade11/Biology/Lesson_Plans/SS3.1_Reproduction_in_Animals/Biology_Reproduction_in_Animals_FinalExplanation.docx
@@ -2039,7 +2039,7 @@
         </w:rPr>
         <w:t xml:space="preserve">© 2026 SeaVuria and ARES. This work is licensed under a </w:t>
       </w:r>
-      <w:hyperlink w:history="1" r:id="rIdv_r5e3zrvwmz783jht_2i">
+      <w:hyperlink w:history="1" r:id="rIdo2-9w577uuktqvhn2l1k_">
         <w:r>
           <w:rPr>
             <w:rFonts w:ascii="Arial" w:cs="Arial" w:eastAsia="Arial" w:hAnsi="Arial"/>
@@ -2059,7 +2059,7 @@
         </w:rPr>
         <w:t xml:space="preserve"> (</w:t>
       </w:r>
-      <w:hyperlink w:history="1" r:id="rIdmvee9hv2jqhuti5qrcuwx">
+      <w:hyperlink w:history="1" r:id="rIdn5ifnhatko88tda9ghp19">
         <w:r>
           <w:rPr>
             <w:rFonts w:ascii="Arial" w:cs="Arial" w:eastAsia="Arial" w:hAnsi="Arial"/>
@@ -2079,7 +2079,7 @@
         </w:rPr>
         <w:t xml:space="preserve">). To view a copy of this license, visit </w:t>
       </w:r>
-      <w:hyperlink w:history="1" r:id="rIdtydxhlhyy0g-ui3zlnjig">
+      <w:hyperlink w:history="1" r:id="rIdnayj9ydvybpcnzo29ptqc">
         <w:r>
           <w:rPr>
             <w:rFonts w:ascii="Arial" w:cs="Arial" w:eastAsia="Arial" w:hAnsi="Arial"/>

--- a/data/outputs/v2/Grade11/Biology/Lesson_Plans/SS3.1_Reproduction_in_Animals/Biology_Reproduction_in_Animals_FinalExplanation.docx
+++ b/data/outputs/v2/Grade11/Biology/Lesson_Plans/SS3.1_Reproduction_in_Animals/Biology_Reproduction_in_Animals_FinalExplanation.docx
@@ -2039,7 +2039,7 @@
         </w:rPr>
         <w:t xml:space="preserve">© 2026 SeaVuria and ARES. This work is licensed under a </w:t>
       </w:r>
-      <w:hyperlink w:history="1" r:id="rIdo2-9w577uuktqvhn2l1k_">
+      <w:hyperlink w:history="1" r:id="rIdv2jjuizyhfet2hyhzhzkf">
         <w:r>
           <w:rPr>
             <w:rFonts w:ascii="Arial" w:cs="Arial" w:eastAsia="Arial" w:hAnsi="Arial"/>
@@ -2059,7 +2059,7 @@
         </w:rPr>
         <w:t xml:space="preserve"> (</w:t>
       </w:r>
-      <w:hyperlink w:history="1" r:id="rIdn5ifnhatko88tda9ghp19">
+      <w:hyperlink w:history="1" r:id="rIdoroaeecnw2i8dl2rdakx7">
         <w:r>
           <w:rPr>
             <w:rFonts w:ascii="Arial" w:cs="Arial" w:eastAsia="Arial" w:hAnsi="Arial"/>
@@ -2079,7 +2079,7 @@
         </w:rPr>
         <w:t xml:space="preserve">). To view a copy of this license, visit </w:t>
       </w:r>
-      <w:hyperlink w:history="1" r:id="rIdnayj9ydvybpcnzo29ptqc">
+      <w:hyperlink w:history="1" r:id="rIdv8sgobhlbzwq6tgvdq1bq">
         <w:r>
           <w:rPr>
             <w:rFonts w:ascii="Arial" w:cs="Arial" w:eastAsia="Arial" w:hAnsi="Arial"/>

--- a/data/outputs/v2/Grade11/Biology/Lesson_Plans/SS3.1_Reproduction_in_Animals/Biology_Reproduction_in_Animals_FinalExplanation.docx
+++ b/data/outputs/v2/Grade11/Biology/Lesson_Plans/SS3.1_Reproduction_in_Animals/Biology_Reproduction_in_Animals_FinalExplanation.docx
@@ -2039,7 +2039,7 @@
         </w:rPr>
         <w:t xml:space="preserve">© 2026 SeaVuria and ARES. This work is licensed under a </w:t>
       </w:r>
-      <w:hyperlink w:history="1" r:id="rIdv2jjuizyhfet2hyhzhzkf">
+      <w:hyperlink w:history="1" r:id="rIdd9ygrdsrnsb9amiofzkmm">
         <w:r>
           <w:rPr>
             <w:rFonts w:ascii="Arial" w:cs="Arial" w:eastAsia="Arial" w:hAnsi="Arial"/>
@@ -2059,7 +2059,7 @@
         </w:rPr>
         <w:t xml:space="preserve"> (</w:t>
       </w:r>
-      <w:hyperlink w:history="1" r:id="rIdoroaeecnw2i8dl2rdakx7">
+      <w:hyperlink w:history="1" r:id="rIddnyj55c7x-mtaj1qrx0y8">
         <w:r>
           <w:rPr>
             <w:rFonts w:ascii="Arial" w:cs="Arial" w:eastAsia="Arial" w:hAnsi="Arial"/>
@@ -2079,7 +2079,7 @@
         </w:rPr>
         <w:t xml:space="preserve">). To view a copy of this license, visit </w:t>
       </w:r>
-      <w:hyperlink w:history="1" r:id="rIdv8sgobhlbzwq6tgvdq1bq">
+      <w:hyperlink w:history="1" r:id="rId_5a4ym-ulq-86ux3xtgu1">
         <w:r>
           <w:rPr>
             <w:rFonts w:ascii="Arial" w:cs="Arial" w:eastAsia="Arial" w:hAnsi="Arial"/>

--- a/data/outputs/v2/Grade11/Biology/Lesson_Plans/SS3.1_Reproduction_in_Animals/Biology_Reproduction_in_Animals_FinalExplanation.docx
+++ b/data/outputs/v2/Grade11/Biology/Lesson_Plans/SS3.1_Reproduction_in_Animals/Biology_Reproduction_in_Animals_FinalExplanation.docx
@@ -2039,7 +2039,7 @@
         </w:rPr>
         <w:t xml:space="preserve">© 2026 SeaVuria and ARES. This work is licensed under a </w:t>
       </w:r>
-      <w:hyperlink w:history="1" r:id="rIdd9ygrdsrnsb9amiofzkmm">
+      <w:hyperlink w:history="1" r:id="rIdvyamohovmrun-qd4k3ztp">
         <w:r>
           <w:rPr>
             <w:rFonts w:ascii="Arial" w:cs="Arial" w:eastAsia="Arial" w:hAnsi="Arial"/>
@@ -2059,7 +2059,7 @@
         </w:rPr>
         <w:t xml:space="preserve"> (</w:t>
       </w:r>
-      <w:hyperlink w:history="1" r:id="rIddnyj55c7x-mtaj1qrx0y8">
+      <w:hyperlink w:history="1" r:id="rId2tmo7x23wggzpj2h8sj8i">
         <w:r>
           <w:rPr>
             <w:rFonts w:ascii="Arial" w:cs="Arial" w:eastAsia="Arial" w:hAnsi="Arial"/>
@@ -2079,7 +2079,7 @@
         </w:rPr>
         <w:t xml:space="preserve">). To view a copy of this license, visit </w:t>
       </w:r>
-      <w:hyperlink w:history="1" r:id="rId_5a4ym-ulq-86ux3xtgu1">
+      <w:hyperlink w:history="1" r:id="rIdct_wvzqooc9osednozi_2">
         <w:r>
           <w:rPr>
             <w:rFonts w:ascii="Arial" w:cs="Arial" w:eastAsia="Arial" w:hAnsi="Arial"/>

--- a/data/outputs/v2/Grade11/Biology/Lesson_Plans/SS3.1_Reproduction_in_Animals/Biology_Reproduction_in_Animals_FinalExplanation.docx
+++ b/data/outputs/v2/Grade11/Biology/Lesson_Plans/SS3.1_Reproduction_in_Animals/Biology_Reproduction_in_Animals_FinalExplanation.docx
@@ -95,7 +95,7 @@
                 <w:sz w:val="22"/>
                 <w:szCs w:val="22"/>
               </w:rPr>
-              <w:t xml:space="preserve">FINAL EXPLANATION: BIOLOGY GRADE 11: REPRODUCTION IN ANIMALS (SUB-STRAND 3.1) – FINAL EXPLANATION</w:t>
+              <w:t xml:space="preserve">FINAL EXPLANATION: BIOLOGY GRADE 11: REPRODUCTION IN ANIMALS (SUB-STRAND 3.1) FINAL EXPLANATION</w:t>
             </w:r>
           </w:p>
         </w:tc>
@@ -422,7 +422,7 @@
                 <w:sz w:val="18"/>
                 <w:szCs w:val="18"/>
               </w:rPr>
-              <w:t xml:space="preserve">Driving question: How do different animals ensure successful fertilisation and development of offspring, and how can science assist when human reproduction fails? Use what you observed and learned in Lessons 1 to 7 to write your Final Explanation. Answer each prompt in the space below it, using full sentences and the correct scientific words. Refer to the frogs near Kisumu and the Lake Victoria wetlands, the hen, the cow and the IVF stories you met in Lesson 1. Give evidence from your class work, such as the dissection or annotated photographs, the sperm and ovum slides or charts, the hormone graphs, the animations, the case studies and the debate. Your answers will also form part of your portfolio or poster and your position paper on reproductive biotechnology.</w:t>
+              <w:t xml:space="preserve">Driving question: How do different animals ensure successful fertilisation and development of offspring, and how can science assist when human reproduction fails? Use what you observed and learned in Lessons 1 to 7 to write your Final Explanation. Answer each prompt in the space below it, using full sentences. Support every claim with evidence from our lessons: the frogs near Kisumu and Lake Victoria wetlands, the hens, the cows, the dissected small mammal, the sperm and ovum slides, the hormone graphs, the animations, the case studies and the debate. Use the correct scientific terms. You may add labelled drawings or flowcharts where they help your explanation. Write in your own words.</w:t>
             </w:r>
           </w:p>
         </w:tc>
@@ -481,7 +481,7 @@
                 <w:sz w:val="22"/>
                 <w:szCs w:val="22"/>
               </w:rPr>
-              <w:t xml:space="preserve">Part 1: Frogs, Hens and Cows – Many Ways to One Goal</w:t>
+              <w:t xml:space="preserve">Part 1: Frogs, Hens and Cows - Different Strategies, One Goal</w:t>
             </w:r>
           </w:p>
         </w:tc>
@@ -515,7 +515,7 @@
                 <w:sz w:val="18"/>
                 <w:szCs w:val="18"/>
               </w:rPr>
-              <w:t xml:space="preserve">Frogs near Kisumu release thousands of jelly-covered eggs into water. A hen lays hard-shelled eggs on land. A cow gives birth to one live calf. (a) Explain where fertilisation takes place in the frog, the hen and the cow, and name the type of fertilisation in each. (b) Use the terms oviparous and viviparous to describe how the young of the frog, hen and cow develop. Then explain what ovoviviparous means, using an example from your classification charts. (c) Explain why the frog needs thousands of eggs but the cow produces one calf. Think about the site of fertilisation, losses of eggs and young, and parental care.</w:t>
+              <w:t xml:space="preserve">Frogs near Kisumu release thousands of jelly-covered eggs into water, hens lay hard-shelled eggs on land, and cows give birth to one live calf. (a) Name the type of fertilisation each animal uses and say where it happens. (b) Classify the hen, the cow, a fish or frog, and a snake as oviparous, viviparous or ovoviviparous, and say how the groups differ. (c) Use evidence from Lesson 1 to explain why frogs need thousands of eggs while a cow produces one calf.</w:t>
             </w:r>
           </w:p>
         </w:tc>
@@ -611,7 +611,7 @@
                 <w:sz w:val="22"/>
                 <w:szCs w:val="22"/>
               </w:rPr>
-              <w:t xml:space="preserve">Part 2: Built for Reproduction – Structure and Function</w:t>
+              <w:t xml:space="preserve">Part 2: Structure and Function in Mammals</w:t>
             </w:r>
           </w:p>
         </w:tc>
@@ -645,7 +645,7 @@
                 <w:sz w:val="18"/>
                 <w:szCs w:val="18"/>
               </w:rPr>
-              <w:t xml:space="preserve">(a) From your dissection of a small mammal (or the annotated photographs, models and charts), name the parts of the male system that a sperm passes through, and the main parts of the female system. (b) State what the testes and ovaries do, where fertilisation occurs, and the role of the uterus. (c) Describe the structure of a sperm cell and of an ovum, and explain how each structure helps the cell to do its job (movement, protection or fusion).</w:t>
+              <w:t xml:space="preserve">In Lessons 2 and 3 you dissected a small mammal and studied sperm and ovum slides. (a) Name the parts of the female reproductive system you identified and state the job of the ovaries, the oviduct and the uterus. (b) Describe two structural features of a sperm cell and two of an ovum, and explain how each helps fertilisation. (c) Explain how these structures help a cow, or a human, produce one well-protected offspring rather than thousands of eggs.</w:t>
             </w:r>
           </w:p>
         </w:tc>
@@ -741,7 +741,7 @@
                 <w:sz w:val="22"/>
                 <w:szCs w:val="22"/>
               </w:rPr>
-              <w:t xml:space="preserve">Part 3: Hormonal Conductors – Cycle, Pregnancy and Birth</w:t>
+              <w:t xml:space="preserve">Part 3: Hormones Control Release and Pregnancy</w:t>
             </w:r>
           </w:p>
         </w:tc>
@@ -775,7 +775,7 @@
                 <w:sz w:val="18"/>
                 <w:szCs w:val="18"/>
               </w:rPr>
-              <w:t xml:space="preserve">(a) Describe how FSH, LH, oestrogen and progesterone change during a 28-day menstrual cycle and what each does. Include what happens near Day 14. (b) Explain how feedback between the pituitary gland and the ovaries helps control the timing of egg release, and compare this with the frog's release of eggs. (c) Explain how hormones and the placenta support the baby if fertilisation occurs, from implantation to birth and lactation. Include hCG, progesterone, oxytocin and prolactin. (d) Suggest what could happen if a hormone is undersecreted or oversecreted.</w:t>
+              <w:t xml:space="preserve">(a) Using the hormone graphs from Lesson 4, describe how FSH, LH, oestrogen and progesterone change during a 28-day menstrual cycle and what each does. (b) Explain why a woman usually releases one egg per month. Use the idea of feedback in your answer. (c) Describe what happens to hormones and body structures if fertilisation occurs, including the roles of hCG, the placenta, oxytocin and prolactin.</w:t>
             </w:r>
           </w:p>
         </w:tc>
@@ -871,7 +871,7 @@
                 <w:sz w:val="22"/>
                 <w:szCs w:val="22"/>
               </w:rPr>
-              <w:t xml:space="preserve">Part 4: When Reproduction Fails – IVF, Surrogacy and Sperm Banking</w:t>
+              <w:t xml:space="preserve">Part 4: When Reproduction Fails - IVF, Surrogacy and Sperm Banking</w:t>
             </w:r>
           </w:p>
         </w:tc>
@@ -905,7 +905,7 @@
                 <w:sz w:val="18"/>
                 <w:szCs w:val="18"/>
               </w:rPr>
-              <w:t xml:space="preserve">(a) Many people think that IVF babies grow wholly in a test tube. Use what you learned to decide whether this is correct and explain what happens in IVF and where the baby develops. (b) For each of the couples in the case studies, say which technology (IVF, surrogacy or sperm banking) could help and why: blocked fallopian tubes (Nakuru), low sperm count (Kisumu), hormonal imbalance (Eldoret), sperm storage before cancer treatment (Nairobi), absent uterus (Mombasa). (c) Describe one ethical issue that must be considered.</w:t>
+              <w:t xml:space="preserve">Some people say that IVF babies grow wholly in a test tube. (a) Using what you learned in Lesson 6, explain whether this statement is correct, and describe what happens in IVF and where the baby develops. (b) Choose TWO of the case-study couples (Nakuru, Kisumu, Eldoret, Nairobi or Mombasa) and explain which technology helps each one and why. (c) Give one ethical issue raised in our debate and explain why both parents should share informed decisions.</w:t>
             </w:r>
           </w:p>
         </w:tc>
@@ -1001,7 +1001,7 @@
                 <w:sz w:val="22"/>
                 <w:szCs w:val="22"/>
               </w:rPr>
-              <w:t xml:space="preserve">Part 5: Putting It All Together</w:t>
+              <w:t xml:space="preserve">Part 5: Our Final Explanation</w:t>
             </w:r>
           </w:p>
         </w:tc>
@@ -1035,7 +1035,7 @@
                 <w:sz w:val="18"/>
                 <w:szCs w:val="18"/>
               </w:rPr>
-              <w:t xml:space="preserve">Write a final answer of about 8 to 10 sentences to the driving question: How do different animals ensure successful fertilisation and development of offspring, and how can science assist when human reproduction fails? Include (1) external and internal fertilisation, with the frog, hen and cow as examples, (2) the role of structure and hormones in humans, (3) the role of biotechnology, and (4) how your thinking has changed since Lesson 1.</w:t>
+              <w:t xml:space="preserve">Write a connected Final Explanation (one or two paragraphs) that answers the driving question: How do different animals ensure successful fertilisation and development of offspring, and how can science assist when human reproduction fails? Use the frog, hen and cow, the structure of human reproductive systems and gametes, hormones, and IVF or surrogacy or sperm banking in your answer. Then say how your thinking has changed since your first model in Lesson 1.</w:t>
             </w:r>
           </w:p>
         </w:tc>
@@ -1299,7 +1299,7 @@
                 <w:sz w:val="18"/>
                 <w:szCs w:val="18"/>
               </w:rPr>
-              <w:t xml:space="preserve">Comparing animal strategies</w:t>
+              <w:t xml:space="preserve">Comparing fertilisation strategies</w:t>
             </w:r>
           </w:p>
         </w:tc>
@@ -1331,7 +1331,7 @@
                 <w:sz w:val="18"/>
                 <w:szCs w:val="18"/>
               </w:rPr>
-              <w:t xml:space="preserve">Accurately explains external and internal fertilisation and the oviparous, viviparous and ovoviviparous types with the frog, hen and cow, and links the number of offspring to the site of fertilisation, losses and parental care.</w:t>
+              <w:t xml:space="preserve">Correctly names external and internal fertilisation and oviparous, viviparous and ovoviviparous types, and explains the number of offspring using the site of fertilisation, losses and parental care, with frog, hen and cow evidence.</w:t>
             </w:r>
           </w:p>
         </w:tc>
@@ -1363,7 +1363,7 @@
                 <w:sz w:val="18"/>
                 <w:szCs w:val="18"/>
               </w:rPr>
-              <w:t xml:space="preserve">Correctly describes the types of fertilisation and development with examples, but the link to the number of offspring is only partly explained.</w:t>
+              <w:t xml:space="preserve">Names the types of fertilisation and gives a reasonable explanation of why frogs have more eggs than cows, with limited use of evidence.</w:t>
             </w:r>
           </w:p>
         </w:tc>
@@ -1395,7 +1395,7 @@
                 <w:sz w:val="18"/>
                 <w:szCs w:val="18"/>
               </w:rPr>
-              <w:t xml:space="preserve">Names some types or examples but with errors, or does not explain why frogs need thousands of eggs and a cow only one calf.</w:t>
+              <w:t xml:space="preserve">Mixes up the types or gives only a statement that frogs lay more eggs, without a reason.</w:t>
             </w:r>
           </w:p>
         </w:tc>
@@ -1461,7 +1461,7 @@
                 <w:sz w:val="18"/>
                 <w:szCs w:val="18"/>
               </w:rPr>
-              <w:t xml:space="preserve">Correctly names the reproductive parts and explains how the sperm, ovum, oviduct and uterus are adapted to their functions, using evidence from the dissection and slides.</w:t>
+              <w:t xml:space="preserve">Accurately links reproductive organs and the structures of sperm and ovum (tail, mitochondria, acrosome, protective layers, food reserves) to their functions and to the protection of few offspring.</w:t>
             </w:r>
           </w:p>
         </w:tc>
@@ -1493,7 +1493,7 @@
                 <w:sz w:val="18"/>
                 <w:szCs w:val="18"/>
               </w:rPr>
-              <w:t xml:space="preserve">Names most parts and describes functions correctly, with limited explanation of how structure suits function.</w:t>
+              <w:t xml:space="preserve">Names most structures and gives correct functions for some of them.</w:t>
             </w:r>
           </w:p>
         </w:tc>
@@ -1525,7 +1525,7 @@
                 <w:sz w:val="18"/>
                 <w:szCs w:val="18"/>
               </w:rPr>
-              <w:t xml:space="preserve">Names few parts or confuses their functions.</w:t>
+              <w:t xml:space="preserve">Lists some structures without functions or with several errors.</w:t>
             </w:r>
           </w:p>
         </w:tc>
@@ -1591,7 +1591,7 @@
                 <w:sz w:val="18"/>
                 <w:szCs w:val="18"/>
               </w:rPr>
-              <w:t xml:space="preserve">Clearly explains the roles and timing of FSH, LH, oestrogen and progesterone, feedback loops, and the roles of hCG, the placenta, oxytocin and prolactin, including the effects of imbalance.</w:t>
+              <w:t xml:space="preserve">Accurately describes the changes in FSH, LH, oestrogen and progesterone, explains single ovulation through feedback, and explains hCG, the placenta, oxytocin and prolactin in pregnancy and birth.</w:t>
             </w:r>
           </w:p>
         </w:tc>
@@ -1623,7 +1623,7 @@
                 <w:sz w:val="18"/>
                 <w:szCs w:val="18"/>
               </w:rPr>
-              <w:t xml:space="preserve">Describes most hormones and their roles correctly but does not fully explain feedback or the pregnancy stages.</w:t>
+              <w:t xml:space="preserve">Describes the main hormone changes and their roles with minor gaps in feedback or pregnancy hormones.</w:t>
             </w:r>
           </w:p>
         </w:tc>
@@ -1655,7 +1655,7 @@
                 <w:sz w:val="18"/>
                 <w:szCs w:val="18"/>
               </w:rPr>
-              <w:t xml:space="preserve">Mentions hormones without correct roles or sequence.</w:t>
+              <w:t xml:space="preserve">Names a few hormones with unclear or incorrect roles.</w:t>
             </w:r>
           </w:p>
         </w:tc>
@@ -1689,7 +1689,7 @@
                 <w:sz w:val="18"/>
                 <w:szCs w:val="18"/>
               </w:rPr>
-              <w:t xml:space="preserve">Biotechnology and ethics</w:t>
+              <w:t xml:space="preserve">Reproductive biotechnology and ethics</w:t>
             </w:r>
           </w:p>
         </w:tc>
@@ -1721,7 +1721,7 @@
                 <w:sz w:val="18"/>
                 <w:szCs w:val="18"/>
               </w:rPr>
-              <w:t xml:space="preserve">Matches IVF, surrogacy and sperm banking to the specific causes of infertility, corrects the test-tube misconception and discusses ethical issues with reasoning.</w:t>
+              <w:t xml:space="preserve">Explains that the baby does not grow wholly in a test tube, matches technologies to specific causes of infertility, and discusses ethical issues and shared decisions clearly.</w:t>
             </w:r>
           </w:p>
         </w:tc>
@@ -1753,7 +1753,7 @@
                 <w:sz w:val="18"/>
                 <w:szCs w:val="18"/>
               </w:rPr>
-              <w:t xml:space="preserve">Explains the technologies correctly and mentions one ethical issue with little reasoning.</w:t>
+              <w:t xml:space="preserve">Explains IVF, surrogacy or sperm banking correctly and mentions an ethical issue.</w:t>
             </w:r>
           </w:p>
         </w:tc>
@@ -1785,7 +1785,7 @@
                 <w:sz w:val="18"/>
                 <w:szCs w:val="18"/>
               </w:rPr>
-              <w:t xml:space="preserve">Describes technologies inaccurately or keeps the test-tube misconception.</w:t>
+              <w:t xml:space="preserve">Describes the technologies vaguely or believes the baby grows wholly in a test tube.</w:t>
             </w:r>
           </w:p>
         </w:tc>
@@ -1819,7 +1819,7 @@
                 <w:sz w:val="18"/>
                 <w:szCs w:val="18"/>
               </w:rPr>
-              <w:t xml:space="preserve">Communication and use of evidence</w:t>
+              <w:t xml:space="preserve">Quality of the Final Explanation</w:t>
             </w:r>
           </w:p>
         </w:tc>
@@ -1851,7 +1851,7 @@
                 <w:sz w:val="18"/>
                 <w:szCs w:val="18"/>
               </w:rPr>
-              <w:t xml:space="preserve">Writes a clear, well-organised answer using correct scientific terms and evidence from the lessons, and shows how thinking changed since Lesson 1.</w:t>
+              <w:t xml:space="preserve">A connected, well-organised explanation that answers the driving question, uses lesson evidence and scientific terms, and reflects on how the thinking has changed.</w:t>
             </w:r>
           </w:p>
         </w:tc>
@@ -1883,7 +1883,7 @@
                 <w:sz w:val="18"/>
                 <w:szCs w:val="18"/>
               </w:rPr>
-              <w:t xml:space="preserve">Writes a mostly clear answer with some scientific terms and some evidence.</w:t>
+              <w:t xml:space="preserve">A mostly complete explanation using some evidence and terms, with limited reflection.</w:t>
             </w:r>
           </w:p>
         </w:tc>
@@ -1915,7 +1915,7 @@
                 <w:sz w:val="18"/>
                 <w:szCs w:val="18"/>
               </w:rPr>
-              <w:t xml:space="preserve">Writes a brief or unclear answer with few scientific terms and little evidence.</w:t>
+              <w:t xml:space="preserve">Disconnected or incomplete statements that do not answer the driving question.</w:t>
             </w:r>
           </w:p>
         </w:tc>
@@ -2039,7 +2039,7 @@
         </w:rPr>
         <w:t xml:space="preserve">© 2026 SeaVuria and ARES. This work is licensed under a </w:t>
       </w:r>
-      <w:hyperlink w:history="1" r:id="rIdvyamohovmrun-qd4k3ztp">
+      <w:hyperlink w:history="1" r:id="rIdrvszyjc9ilr2_oa1zxmpz">
         <w:r>
           <w:rPr>
             <w:rFonts w:ascii="Arial" w:cs="Arial" w:eastAsia="Arial" w:hAnsi="Arial"/>
@@ -2059,7 +2059,7 @@
         </w:rPr>
         <w:t xml:space="preserve"> (</w:t>
       </w:r>
-      <w:hyperlink w:history="1" r:id="rId2tmo7x23wggzpj2h8sj8i">
+      <w:hyperlink w:history="1" r:id="rId7c5ittwl0kjbbuo1co7rb">
         <w:r>
           <w:rPr>
             <w:rFonts w:ascii="Arial" w:cs="Arial" w:eastAsia="Arial" w:hAnsi="Arial"/>
@@ -2079,7 +2079,7 @@
         </w:rPr>
         <w:t xml:space="preserve">). To view a copy of this license, visit </w:t>
       </w:r>
-      <w:hyperlink w:history="1" r:id="rIdct_wvzqooc9osednozi_2">
+      <w:hyperlink w:history="1" r:id="rIdj5wqp3o9nexxqkmrhzzfi">
         <w:r>
           <w:rPr>
             <w:rFonts w:ascii="Arial" w:cs="Arial" w:eastAsia="Arial" w:hAnsi="Arial"/>

--- a/data/outputs/v2/Grade11/Biology/Lesson_Plans/SS3.1_Reproduction_in_Animals/Biology_Reproduction_in_Animals_FinalExplanation.docx
+++ b/data/outputs/v2/Grade11/Biology/Lesson_Plans/SS3.1_Reproduction_in_Animals/Biology_Reproduction_in_Animals_FinalExplanation.docx
@@ -4,6 +4,7 @@
   <w:body>
     <w:p>
       <w:pPr>
+        <w:keepNext w:val="false"/>
         <w:spacing w:after="30" w:before="0"/>
         <w:jc w:val="center"/>
       </w:pPr>
@@ -23,6 +24,7 @@
     </w:p>
     <w:p>
       <w:pPr>
+        <w:keepNext w:val="false"/>
         <w:spacing w:after="60" w:before="0"/>
         <w:jc w:val="center"/>
       </w:pPr>
@@ -81,6 +83,7 @@
           </w:tcPr>
           <w:p>
             <w:pPr>
+              <w:keepNext w:val="false"/>
               <w:spacing w:after="40" w:before="0"/>
               <w:jc w:val="center"/>
             </w:pPr>
@@ -116,6 +119,7 @@
           </w:tcPr>
           <w:p>
             <w:pPr>
+              <w:keepNext w:val="false"/>
               <w:spacing w:after="40" w:before="0"/>
               <w:jc w:val="center"/>
             </w:pPr>
@@ -150,6 +154,7 @@
           </w:tcPr>
           <w:p>
             <w:pPr>
+              <w:keepNext w:val="false"/>
               <w:spacing w:after="40" w:before="0"/>
               <w:jc w:val="left"/>
             </w:pPr>
@@ -182,6 +187,7 @@
           </w:tcPr>
           <w:p>
             <w:pPr>
+              <w:keepNext w:val="false"/>
               <w:spacing w:after="40" w:before="0"/>
               <w:jc w:val="left"/>
             </w:pPr>
@@ -216,6 +222,7 @@
           </w:tcPr>
           <w:p>
             <w:pPr>
+              <w:keepNext w:val="false"/>
               <w:spacing w:after="40" w:before="0"/>
               <w:jc w:val="left"/>
             </w:pPr>
@@ -248,6 +255,7 @@
           </w:tcPr>
           <w:p>
             <w:pPr>
+              <w:keepNext w:val="false"/>
               <w:spacing w:after="40" w:before="0"/>
               <w:jc w:val="left"/>
             </w:pPr>
@@ -282,6 +290,7 @@
           </w:tcPr>
           <w:p>
             <w:pPr>
+              <w:keepNext w:val="false"/>
               <w:spacing w:after="40" w:before="0"/>
               <w:jc w:val="left"/>
             </w:pPr>
@@ -314,6 +323,7 @@
           </w:tcPr>
           <w:p>
             <w:pPr>
+              <w:keepNext w:val="false"/>
               <w:spacing w:after="40" w:before="0"/>
               <w:jc w:val="left"/>
             </w:pPr>
@@ -374,6 +384,7 @@
           </w:tcPr>
           <w:p>
             <w:pPr>
+              <w:keepNext w:val="false"/>
               <w:spacing w:after="40" w:before="0"/>
               <w:jc w:val="center"/>
             </w:pPr>
@@ -408,6 +419,7 @@
           </w:tcPr>
           <w:p>
             <w:pPr>
+              <w:keepNext w:val="false"/>
               <w:spacing w:after="40" w:before="0"/>
               <w:jc w:val="left"/>
             </w:pPr>
@@ -467,6 +479,7 @@
           </w:tcPr>
           <w:p>
             <w:pPr>
+              <w:keepNext/>
               <w:spacing w:after="40" w:before="0"/>
               <w:jc w:val="center"/>
             </w:pPr>
@@ -501,6 +514,7 @@
           </w:tcPr>
           <w:p>
             <w:pPr>
+              <w:keepNext/>
               <w:spacing w:after="40" w:before="0"/>
               <w:jc w:val="left"/>
             </w:pPr>
@@ -538,6 +552,7 @@
           </w:tcPr>
           <w:p>
             <w:pPr>
+              <w:keepNext w:val="false"/>
               <w:spacing w:after="40" w:before="0"/>
               <w:jc w:val="left"/>
             </w:pPr>
@@ -597,6 +612,7 @@
           </w:tcPr>
           <w:p>
             <w:pPr>
+              <w:keepNext/>
               <w:spacing w:after="40" w:before="0"/>
               <w:jc w:val="center"/>
             </w:pPr>
@@ -631,6 +647,7 @@
           </w:tcPr>
           <w:p>
             <w:pPr>
+              <w:keepNext/>
               <w:spacing w:after="40" w:before="0"/>
               <w:jc w:val="left"/>
             </w:pPr>
@@ -668,6 +685,7 @@
           </w:tcPr>
           <w:p>
             <w:pPr>
+              <w:keepNext w:val="false"/>
               <w:spacing w:after="40" w:before="0"/>
               <w:jc w:val="left"/>
             </w:pPr>
@@ -727,6 +745,7 @@
           </w:tcPr>
           <w:p>
             <w:pPr>
+              <w:keepNext/>
               <w:spacing w:after="40" w:before="0"/>
               <w:jc w:val="center"/>
             </w:pPr>
@@ -761,6 +780,7 @@
           </w:tcPr>
           <w:p>
             <w:pPr>
+              <w:keepNext/>
               <w:spacing w:after="40" w:before="0"/>
               <w:jc w:val="left"/>
             </w:pPr>
@@ -798,6 +818,7 @@
           </w:tcPr>
           <w:p>
             <w:pPr>
+              <w:keepNext w:val="false"/>
               <w:spacing w:after="40" w:before="0"/>
               <w:jc w:val="left"/>
             </w:pPr>
@@ -857,6 +878,7 @@
           </w:tcPr>
           <w:p>
             <w:pPr>
+              <w:keepNext/>
               <w:spacing w:after="40" w:before="0"/>
               <w:jc w:val="center"/>
             </w:pPr>
@@ -891,6 +913,7 @@
           </w:tcPr>
           <w:p>
             <w:pPr>
+              <w:keepNext/>
               <w:spacing w:after="40" w:before="0"/>
               <w:jc w:val="left"/>
             </w:pPr>
@@ -928,6 +951,7 @@
           </w:tcPr>
           <w:p>
             <w:pPr>
+              <w:keepNext w:val="false"/>
               <w:spacing w:after="40" w:before="0"/>
               <w:jc w:val="left"/>
             </w:pPr>
@@ -987,6 +1011,7 @@
           </w:tcPr>
           <w:p>
             <w:pPr>
+              <w:keepNext/>
               <w:spacing w:after="40" w:before="0"/>
               <w:jc w:val="center"/>
             </w:pPr>
@@ -1021,6 +1046,7 @@
           </w:tcPr>
           <w:p>
             <w:pPr>
+              <w:keepNext/>
               <w:spacing w:after="40" w:before="0"/>
               <w:jc w:val="left"/>
             </w:pPr>
@@ -1058,6 +1084,7 @@
           </w:tcPr>
           <w:p>
             <w:pPr>
+              <w:keepNext w:val="false"/>
               <w:spacing w:after="40" w:before="0"/>
               <w:jc w:val="left"/>
             </w:pPr>
@@ -1121,6 +1148,7 @@
           </w:tcPr>
           <w:p>
             <w:pPr>
+              <w:keepNext w:val="false"/>
               <w:spacing w:after="40" w:before="0"/>
               <w:jc w:val="center"/>
             </w:pPr>
@@ -1155,6 +1183,7 @@
           </w:tcPr>
           <w:p>
             <w:pPr>
+              <w:keepNext w:val="false"/>
               <w:spacing w:after="40" w:before="0"/>
               <w:jc w:val="left"/>
             </w:pPr>
@@ -1187,6 +1216,7 @@
           </w:tcPr>
           <w:p>
             <w:pPr>
+              <w:keepNext w:val="false"/>
               <w:spacing w:after="40" w:before="0"/>
               <w:jc w:val="left"/>
             </w:pPr>
@@ -1219,6 +1249,7 @@
           </w:tcPr>
           <w:p>
             <w:pPr>
+              <w:keepNext w:val="false"/>
               <w:spacing w:after="40" w:before="0"/>
               <w:jc w:val="left"/>
             </w:pPr>
@@ -1251,6 +1282,7 @@
           </w:tcPr>
           <w:p>
             <w:pPr>
+              <w:keepNext w:val="false"/>
               <w:spacing w:after="40" w:before="0"/>
               <w:jc w:val="left"/>
             </w:pPr>
@@ -1285,6 +1317,7 @@
           </w:tcPr>
           <w:p>
             <w:pPr>
+              <w:keepNext w:val="false"/>
               <w:spacing w:after="40" w:before="0"/>
               <w:jc w:val="left"/>
             </w:pPr>
@@ -1317,6 +1350,7 @@
           </w:tcPr>
           <w:p>
             <w:pPr>
+              <w:keepNext w:val="false"/>
               <w:spacing w:after="40" w:before="0"/>
               <w:jc w:val="left"/>
             </w:pPr>
@@ -1349,6 +1383,7 @@
           </w:tcPr>
           <w:p>
             <w:pPr>
+              <w:keepNext w:val="false"/>
               <w:spacing w:after="40" w:before="0"/>
               <w:jc w:val="left"/>
             </w:pPr>
@@ -1381,6 +1416,7 @@
           </w:tcPr>
           <w:p>
             <w:pPr>
+              <w:keepNext w:val="false"/>
               <w:spacing w:after="40" w:before="0"/>
               <w:jc w:val="left"/>
             </w:pPr>
@@ -1415,6 +1451,7 @@
           </w:tcPr>
           <w:p>
             <w:pPr>
+              <w:keepNext w:val="false"/>
               <w:spacing w:after="40" w:before="0"/>
               <w:jc w:val="left"/>
             </w:pPr>
@@ -1447,6 +1484,7 @@
           </w:tcPr>
           <w:p>
             <w:pPr>
+              <w:keepNext w:val="false"/>
               <w:spacing w:after="40" w:before="0"/>
               <w:jc w:val="left"/>
             </w:pPr>
@@ -1479,6 +1517,7 @@
           </w:tcPr>
           <w:p>
             <w:pPr>
+              <w:keepNext w:val="false"/>
               <w:spacing w:after="40" w:before="0"/>
               <w:jc w:val="left"/>
             </w:pPr>
@@ -1511,6 +1550,7 @@
           </w:tcPr>
           <w:p>
             <w:pPr>
+              <w:keepNext w:val="false"/>
               <w:spacing w:after="40" w:before="0"/>
               <w:jc w:val="left"/>
             </w:pPr>
@@ -1545,6 +1585,7 @@
           </w:tcPr>
           <w:p>
             <w:pPr>
+              <w:keepNext w:val="false"/>
               <w:spacing w:after="40" w:before="0"/>
               <w:jc w:val="left"/>
             </w:pPr>
@@ -1577,6 +1618,7 @@
           </w:tcPr>
           <w:p>
             <w:pPr>
+              <w:keepNext w:val="false"/>
               <w:spacing w:after="40" w:before="0"/>
               <w:jc w:val="left"/>
             </w:pPr>
@@ -1609,6 +1651,7 @@
           </w:tcPr>
           <w:p>
             <w:pPr>
+              <w:keepNext w:val="false"/>
               <w:spacing w:after="40" w:before="0"/>
               <w:jc w:val="left"/>
             </w:pPr>
@@ -1641,6 +1684,7 @@
           </w:tcPr>
           <w:p>
             <w:pPr>
+              <w:keepNext w:val="false"/>
               <w:spacing w:after="40" w:before="0"/>
               <w:jc w:val="left"/>
             </w:pPr>
@@ -1675,6 +1719,7 @@
           </w:tcPr>
           <w:p>
             <w:pPr>
+              <w:keepNext w:val="false"/>
               <w:spacing w:after="40" w:before="0"/>
               <w:jc w:val="left"/>
             </w:pPr>
@@ -1707,6 +1752,7 @@
           </w:tcPr>
           <w:p>
             <w:pPr>
+              <w:keepNext w:val="false"/>
               <w:spacing w:after="40" w:before="0"/>
               <w:jc w:val="left"/>
             </w:pPr>
@@ -1739,6 +1785,7 @@
           </w:tcPr>
           <w:p>
             <w:pPr>
+              <w:keepNext w:val="false"/>
               <w:spacing w:after="40" w:before="0"/>
               <w:jc w:val="left"/>
             </w:pPr>
@@ -1771,6 +1818,7 @@
           </w:tcPr>
           <w:p>
             <w:pPr>
+              <w:keepNext w:val="false"/>
               <w:spacing w:after="40" w:before="0"/>
               <w:jc w:val="left"/>
             </w:pPr>
@@ -1805,6 +1853,7 @@
           </w:tcPr>
           <w:p>
             <w:pPr>
+              <w:keepNext w:val="false"/>
               <w:spacing w:after="40" w:before="0"/>
               <w:jc w:val="left"/>
             </w:pPr>
@@ -1837,6 +1886,7 @@
           </w:tcPr>
           <w:p>
             <w:pPr>
+              <w:keepNext w:val="false"/>
               <w:spacing w:after="40" w:before="0"/>
               <w:jc w:val="left"/>
             </w:pPr>
@@ -1869,6 +1919,7 @@
           </w:tcPr>
           <w:p>
             <w:pPr>
+              <w:keepNext w:val="false"/>
               <w:spacing w:after="40" w:before="0"/>
               <w:jc w:val="left"/>
             </w:pPr>
@@ -1901,6 +1952,7 @@
           </w:tcPr>
           <w:p>
             <w:pPr>
+              <w:keepNext w:val="false"/>
               <w:spacing w:after="40" w:before="0"/>
               <w:jc w:val="left"/>
             </w:pPr>
@@ -2039,7 +2091,7 @@
         </w:rPr>
         <w:t xml:space="preserve">© 2026 SeaVuria and ARES. This work is licensed under a </w:t>
       </w:r>
-      <w:hyperlink w:history="1" r:id="rIdrvszyjc9ilr2_oa1zxmpz">
+      <w:hyperlink w:history="1" r:id="rId1zk6u9ew9y5xndlehn5-d">
         <w:r>
           <w:rPr>
             <w:rFonts w:ascii="Arial" w:cs="Arial" w:eastAsia="Arial" w:hAnsi="Arial"/>
@@ -2059,7 +2111,7 @@
         </w:rPr>
         <w:t xml:space="preserve"> (</w:t>
       </w:r>
-      <w:hyperlink w:history="1" r:id="rId7c5ittwl0kjbbuo1co7rb">
+      <w:hyperlink w:history="1" r:id="rIdgrzf7pdmlcp1z8qllmvpu">
         <w:r>
           <w:rPr>
             <w:rFonts w:ascii="Arial" w:cs="Arial" w:eastAsia="Arial" w:hAnsi="Arial"/>
@@ -2079,7 +2131,7 @@
         </w:rPr>
         <w:t xml:space="preserve">). To view a copy of this license, visit </w:t>
       </w:r>
-      <w:hyperlink w:history="1" r:id="rIdj5wqp3o9nexxqkmrhzzfi">
+      <w:hyperlink w:history="1" r:id="rId8hqdkls-jlelisdcqmhex">
         <w:r>
           <w:rPr>
             <w:rFonts w:ascii="Arial" w:cs="Arial" w:eastAsia="Arial" w:hAnsi="Arial"/>

--- a/data/outputs/v2/Grade11/Biology/Lesson_Plans/SS3.1_Reproduction_in_Animals/Biology_Reproduction_in_Animals_FinalExplanation.docx
+++ b/data/outputs/v2/Grade11/Biology/Lesson_Plans/SS3.1_Reproduction_in_Animals/Biology_Reproduction_in_Animals_FinalExplanation.docx
@@ -2091,7 +2091,7 @@
         </w:rPr>
         <w:t xml:space="preserve">© 2026 SeaVuria and ARES. This work is licensed under a </w:t>
       </w:r>
-      <w:hyperlink w:history="1" r:id="rId1zk6u9ew9y5xndlehn5-d">
+      <w:hyperlink w:history="1" r:id="rIdfltufqs47yoyqwnjv7luq">
         <w:r>
           <w:rPr>
             <w:rFonts w:ascii="Arial" w:cs="Arial" w:eastAsia="Arial" w:hAnsi="Arial"/>
@@ -2111,7 +2111,7 @@
         </w:rPr>
         <w:t xml:space="preserve"> (</w:t>
       </w:r>
-      <w:hyperlink w:history="1" r:id="rIdgrzf7pdmlcp1z8qllmvpu">
+      <w:hyperlink w:history="1" r:id="rIdyukwxb9vrowx0f_ansd5h">
         <w:r>
           <w:rPr>
             <w:rFonts w:ascii="Arial" w:cs="Arial" w:eastAsia="Arial" w:hAnsi="Arial"/>
@@ -2131,7 +2131,7 @@
         </w:rPr>
         <w:t xml:space="preserve">). To view a copy of this license, visit </w:t>
       </w:r>
-      <w:hyperlink w:history="1" r:id="rId8hqdkls-jlelisdcqmhex">
+      <w:hyperlink w:history="1" r:id="rId2xijncpwe2ev5dohrzb_l">
         <w:r>
           <w:rPr>
             <w:rFonts w:ascii="Arial" w:cs="Arial" w:eastAsia="Arial" w:hAnsi="Arial"/>
